--- a/templates/刑事辩护/3刑事辩护委托合同-全部阶段.docx
+++ b/templates/刑事辩护/3刑事辩护委托合同-全部阶段.docx
@@ -129,7 +129,7 @@
           <w:u w:val="single"/>
           <w:lang w:val="en-US" w:eastAsia="zh-CN" w:bidi="ar-SA"/>
         </w:rPr>
-        <w:t xml:space="preserve"> {{二委托人}} </w:t>
+        <w:t xml:space="preserve"> {{_2委托人}} </w:t>
       </w:r>
     </w:p>
     <w:p>
@@ -192,7 +192,7 @@
           <w:u w:val="single"/>
           <w:lang w:val="en-US" w:eastAsia="zh-CN" w:bidi="ar-SA"/>
         </w:rPr>
-        <w:t xml:space="preserve"> {{四证件号码}} </w:t>
+        <w:t xml:space="preserve"> {{_4证件号码}} </w:t>
       </w:r>
     </w:p>
     <w:p>
@@ -244,7 +244,7 @@
           <w:u w:val="single"/>
           <w:lang w:val="en-US" w:eastAsia="zh-CN" w:bidi="ar-SA"/>
         </w:rPr>
-        <w:t xml:space="preserve"> {{三地址}} </w:t>
+        <w:t xml:space="preserve"> {{_3地址}} </w:t>
       </w:r>
     </w:p>
     <w:p>
@@ -296,7 +296,7 @@
           <w:u w:val="single"/>
           <w:lang w:val="en-US" w:eastAsia="zh-CN" w:bidi="ar-SA"/>
         </w:rPr>
-        <w:t xml:space="preserve"> {{五电话}} </w:t>
+        <w:t xml:space="preserve"> {{_5电话}} </w:t>
       </w:r>
       <w:r>
         <w:rPr>
@@ -330,7 +330,7 @@
           <w:u w:val="single"/>
           <w:lang w:val="en-US" w:eastAsia="zh-CN" w:bidi="ar-SA"/>
         </w:rPr>
-        <w:t xml:space="preserve"> {{六微信号}} </w:t>
+        <w:t xml:space="preserve"> {{_6微信号}} </w:t>
       </w:r>
       <w:r>
         <w:rPr>
@@ -364,7 +364,7 @@
           <w:u w:val="single"/>
           <w:lang w:val="en-US" w:eastAsia="zh-CN" w:bidi="ar-SA"/>
         </w:rPr>
-        <w:t xml:space="preserve"> {{七电子邮箱}} </w:t>
+        <w:t xml:space="preserve"> {{_7电子邮箱}} </w:t>
       </w:r>
     </w:p>
     <w:p>
@@ -698,7 +698,7 @@
           <w:u w:val="single"/>
           <w:lang w:val="en-US" w:eastAsia="zh-CN"/>
         </w:rPr>
-        <w:t xml:space="preserve">（亲属）{{八犯罪嫌疑人}} </w:t>
+        <w:t xml:space="preserve">（亲属）{{_8犯罪嫌疑人}} </w:t>
       </w:r>
       <w:r>
         <w:rPr>
@@ -708,7 +708,7 @@
           <w:szCs w:val="28"/>
           <w:u w:val="single"/>
         </w:rPr>
-        <w:t xml:space="preserve">因{{九案由}} </w:t>
+        <w:t xml:space="preserve">因{{_9案由}} </w:t>
       </w:r>
       <w:r>
         <w:rPr>
@@ -748,47 +748,38 @@
         </w:rPr>
         <w:t>作为</w:t>
       </w:r>
+      <w:r>
+        <w:rPr>
+          <w:rFonts w:hint="eastAsia" w:ascii="FangSong" w:hAnsi="FangSong" w:eastAsia="FangSong" w:cs="FangSong"/>
+          <w:spacing w:val="5"/>
+          <w:sz w:val="28"/>
+          <w:szCs w:val="28"/>
+        </w:rPr>
+        <w:t>犯罪嫌疑人（或被告人</w:t>
+      </w:r>
+      <w:r>
+        <w:rPr>
+          <w:rFonts w:hint="eastAsia" w:ascii="FangSong" w:hAnsi="FangSong" w:eastAsia="FangSong" w:cs="FangSong"/>
+          <w:spacing w:val="5"/>
+          <w:sz w:val="28"/>
+          <w:szCs w:val="28"/>
+          <w:u w:val="single"/>
+        </w:rPr>
+        <w:t>）</w:t>
+      </w:r>
+      <w:r>
+        <w:rPr>
+          <w:rFonts w:hint="default" w:ascii="FangSong" w:hAnsi="FangSong" w:eastAsia="FangSong" w:cs="FangSong"/>
+          <w:spacing w:val="5"/>
+          <w:sz w:val="28"/>
+          <w:szCs w:val="28"/>
+          <w:u w:val="single"/>
+          <w:lang w:val="en-US" w:eastAsia="zh-CN"/>
+        </w:rPr>
+        <w:t>{{_8犯罪嫌疑人}}</w:t>
+      </w:r>
       <w:bookmarkStart w:id="0" w:name="_GoBack"/>
-      <w:r>
-        <w:rPr>
-          <w:rFonts w:hint="eastAsia" w:ascii="FangSong" w:hAnsi="FangSong" w:eastAsia="FangSong" w:cs="FangSong"/>
-          <w:spacing w:val="5"/>
-          <w:sz w:val="28"/>
-          <w:szCs w:val="28"/>
-        </w:rPr>
-        <w:t>犯罪嫌疑人</w:t>
-      </w:r>
       <w:bookmarkEnd w:id="0"/>
-      <w:r>
-        <w:rPr>
-          <w:rFonts w:hint="eastAsia" w:ascii="FangSong" w:hAnsi="FangSong" w:eastAsia="FangSong" w:cs="FangSong"/>
-          <w:spacing w:val="5"/>
-          <w:sz w:val="28"/>
-          <w:szCs w:val="28"/>
-        </w:rPr>
-        <w:t>（或被告人</w:t>
-      </w:r>
-      <w:r>
-        <w:rPr>
-          <w:rFonts w:hint="eastAsia" w:ascii="FangSong" w:hAnsi="FangSong" w:eastAsia="FangSong" w:cs="FangSong"/>
-          <w:spacing w:val="5"/>
-          <w:sz w:val="28"/>
-          <w:szCs w:val="28"/>
-          <w:u w:val="single"/>
-        </w:rPr>
-        <w:t>）</w:t>
-      </w:r>
-      <w:r>
-        <w:rPr>
-          <w:rFonts w:hint="eastAsia" w:ascii="FangSong" w:hAnsi="FangSong" w:eastAsia="FangSong" w:cs="FangSong"/>
-          <w:spacing w:val="5"/>
-          <w:sz w:val="28"/>
-          <w:szCs w:val="28"/>
-          <w:u w:val="single"/>
-          <w:lang w:val="en-US" w:eastAsia="zh-CN"/>
-        </w:rPr>
-        <w:t>{{八犯罪嫌疑人}}</w:t>
-      </w:r>
       <w:r>
         <w:rPr>
           <w:rFonts w:hint="eastAsia" w:ascii="FangSong" w:hAnsi="FangSong" w:eastAsia="FangSong" w:cs="FangSong"/>
@@ -881,7 +872,7 @@
           <w:szCs w:val="28"/>
           <w:u w:val="single"/>
         </w:rPr>
-        <w:t xml:space="preserve"> {{十代理律师}} </w:t>
+        <w:t xml:space="preserve"> {{_10代理律师}} </w:t>
       </w:r>
       <w:r>
         <w:rPr>
@@ -911,7 +902,7 @@
           <w:u w:val="single"/>
           <w:lang w:val="en-US" w:eastAsia="zh-CN"/>
         </w:rPr>
-        <w:t>{{八犯罪嫌疑人}}</w:t>
+        <w:t>{{_8犯罪嫌疑人}}</w:t>
       </w:r>
       <w:r>
         <w:rPr>
@@ -2473,7 +2464,7 @@
           <w:highlight w:val="none"/>
           <w:u w:val="single"/>
         </w:rPr>
-        <w:t xml:space="preserve"> {{十一法律服务费}} </w:t>
+        <w:t xml:space="preserve"> {{_11法律服务费}} </w:t>
       </w:r>
       <w:r>
         <w:rPr>
@@ -2521,7 +2512,7 @@
           <w:u w:val="single"/>
           <w:lang w:val="en-US" w:eastAsia="zh-CN"/>
         </w:rPr>
-        <w:t>人民币{{十一服务费大写}}</w:t>
+        <w:t>人民币{{_11服务费大写}}</w:t>
       </w:r>
       <w:r>
         <w:rPr>
@@ -3985,12 +3976,6 @@
             <w:insideH w:val="single" w:color="auto" w:sz="4" w:space="0"/>
             <w:insideV w:val="single" w:color="auto" w:sz="4" w:space="0"/>
           </w:tblBorders>
-          <w:tblCellMar>
-            <w:top w:w="0" w:type="dxa"/>
-            <w:left w:w="108" w:type="dxa"/>
-            <w:bottom w:w="0" w:type="dxa"/>
-            <w:right w:w="108" w:type="dxa"/>
-          </w:tblCellMar>
         </w:tblPrEx>
         <w:tc>
           <w:tcPr>
@@ -4124,7 +4109,7 @@
                 <w:szCs w:val="28"/>
                 <w:lang w:val="en-US" w:eastAsia="zh-CN" w:bidi="ar-SA"/>
               </w:rPr>
-              <w:t>日期：{{一委托日期}}</w:t>
+              <w:t>日期：{{_1委托日期}}</w:t>
             </w:r>
           </w:p>
         </w:tc>
@@ -4260,7 +4245,7 @@
                 <w:szCs w:val="28"/>
                 <w:lang w:val="en-US" w:eastAsia="zh-CN" w:bidi="ar-SA"/>
               </w:rPr>
-              <w:t>日期：{{一委托日期}}</w:t>
+              <w:t>日期：{{_1委托日期}}</w:t>
             </w:r>
           </w:p>
         </w:tc>
